--- a/Documentação/Manual_Deploy_HelpDesk_v1.docx
+++ b/Documentação/Manual_Deploy_HelpDesk_v1.docx
@@ -3385,7 +3385,7 @@
                 <w:sz w:val="16"/>
                 <w:szCs w:val="16"/>
               </w:rPr>
-              <w:t xml:space="preserve">  # ── BACKEND (API + Socket.IO) ──</w:t>
+              <w:t xml:space="preserve">  # ── BACKEND (API + FastAPI WebSockets) ──</w:t>
             </w:r>
           </w:p>
           <w:p>
@@ -4743,7 +4743,7 @@
                 <w:sz w:val="16"/>
                 <w:szCs w:val="16"/>
               </w:rPr>
-              <w:t xml:space="preserve">FROM node:20-alpine AS builder</w:t>
+              <w:t xml:space="preserve">FROM python:3.12-slim AS builder</w:t>
             </w:r>
           </w:p>
           <w:p>
@@ -4769,20 +4769,20 @@
                 <w:sz w:val="16"/>
                 <w:szCs w:val="16"/>
               </w:rPr>
-              <w:t xml:space="preserve">COPY package*.json ./</w:t>
-            </w:r>
-          </w:p>
-          <w:p>
-            <w:pPr>
-              <w:spacing w:after="20"/>
-            </w:pPr>
-            <w:r>
-              <w:rPr>
-                <w:rFonts w:ascii="Courier New" w:cs="Courier New" w:eastAsia="Courier New" w:hAnsi="Courier New"/>
-                <w:sz w:val="16"/>
-                <w:szCs w:val="16"/>
-              </w:rPr>
-              <w:t xml:space="preserve">RUN npm ci</w:t>
+              <w:t xml:space="preserve">COPY pyproject.toml requirements.txt ./</w:t>
+            </w:r>
+          </w:p>
+          <w:p>
+            <w:pPr>
+              <w:spacing w:after="20"/>
+            </w:pPr>
+            <w:r>
+              <w:rPr>
+                <w:rFonts w:ascii="Courier New" w:cs="Courier New" w:eastAsia="Courier New" w:hAnsi="Courier New"/>
+                <w:sz w:val="16"/>
+                <w:szCs w:val="16"/>
+              </w:rPr>
+              <w:t xml:space="preserve">RUN pip install -r requirements.txt</w:t>
             </w:r>
           </w:p>
           <w:p>
@@ -4808,7 +4808,7 @@
                 <w:sz w:val="16"/>
                 <w:szCs w:val="16"/>
               </w:rPr>
-              <w:t xml:space="preserve">RUN npm run build</w:t>
+              <w:t xml:space="preserve">RUN echo "No build step needed (Python)"</w:t>
             </w:r>
           </w:p>
           <w:p>
@@ -4944,20 +4944,20 @@
                 <w:sz w:val="16"/>
                 <w:szCs w:val="16"/>
               </w:rPr>
-              <w:t xml:space="preserve"># Stage 1: Build</w:t>
-            </w:r>
-          </w:p>
-          <w:p>
-            <w:pPr>
-              <w:spacing w:after="20"/>
-            </w:pPr>
-            <w:r>
-              <w:rPr>
-                <w:rFonts w:ascii="Courier New" w:cs="Courier New" w:eastAsia="Courier New" w:hAnsi="Courier New"/>
-                <w:sz w:val="16"/>
-                <w:szCs w:val="16"/>
-              </w:rPr>
-              <w:t xml:space="preserve">FROM node:20-alpine AS builder</w:t>
+              <w:t xml:space="preserve"># Stage 1: Build &amp; Dependencies</w:t>
+            </w:r>
+          </w:p>
+          <w:p>
+            <w:pPr>
+              <w:spacing w:after="20"/>
+            </w:pPr>
+            <w:r>
+              <w:rPr>
+                <w:rFonts w:ascii="Courier New" w:cs="Courier New" w:eastAsia="Courier New" w:hAnsi="Courier New"/>
+                <w:sz w:val="16"/>
+                <w:szCs w:val="16"/>
+              </w:rPr>
+              <w:t xml:space="preserve">FROM python:3.12-slim AS builder</w:t>
             </w:r>
           </w:p>
           <w:p>
@@ -4983,20 +4983,20 @@
                 <w:sz w:val="16"/>
                 <w:szCs w:val="16"/>
               </w:rPr>
-              <w:t xml:space="preserve">COPY package*.json ./</w:t>
-            </w:r>
-          </w:p>
-          <w:p>
-            <w:pPr>
-              <w:spacing w:after="20"/>
-            </w:pPr>
-            <w:r>
-              <w:rPr>
-                <w:rFonts w:ascii="Courier New" w:cs="Courier New" w:eastAsia="Courier New" w:hAnsi="Courier New"/>
-                <w:sz w:val="16"/>
-                <w:szCs w:val="16"/>
-              </w:rPr>
-              <w:t xml:space="preserve">RUN npm ci</w:t>
+              <w:t xml:space="preserve">COPY pyproject.toml requirements.txt ./</w:t>
+            </w:r>
+          </w:p>
+          <w:p>
+            <w:pPr>
+              <w:spacing w:after="20"/>
+            </w:pPr>
+            <w:r>
+              <w:rPr>
+                <w:rFonts w:ascii="Courier New" w:cs="Courier New" w:eastAsia="Courier New" w:hAnsi="Courier New"/>
+                <w:sz w:val="16"/>
+                <w:szCs w:val="16"/>
+              </w:rPr>
+              <w:t xml:space="preserve">RUN pip install --user -r requirements.txt</w:t>
             </w:r>
           </w:p>
           <w:p>
@@ -5022,32 +5022,6 @@
                 <w:sz w:val="16"/>
                 <w:szCs w:val="16"/>
               </w:rPr>
-              <w:t xml:space="preserve">RUN npx prisma generate</w:t>
-            </w:r>
-          </w:p>
-          <w:p>
-            <w:pPr>
-              <w:spacing w:after="20"/>
-            </w:pPr>
-            <w:r>
-              <w:rPr>
-                <w:rFonts w:ascii="Courier New" w:cs="Courier New" w:eastAsia="Courier New" w:hAnsi="Courier New"/>
-                <w:sz w:val="16"/>
-                <w:szCs w:val="16"/>
-              </w:rPr>
-              <w:t xml:space="preserve">RUN npm run build</w:t>
-            </w:r>
-          </w:p>
-          <w:p>
-            <w:pPr>
-              <w:spacing w:after="20"/>
-            </w:pPr>
-            <w:r>
-              <w:rPr>
-                <w:rFonts w:ascii="Courier New" w:cs="Courier New" w:eastAsia="Courier New" w:hAnsi="Courier New"/>
-                <w:sz w:val="16"/>
-                <w:szCs w:val="16"/>
-              </w:rPr>
               <w:t xml:space="preserve"/>
             </w:r>
           </w:p>
@@ -5061,20 +5035,20 @@
                 <w:sz w:val="16"/>
                 <w:szCs w:val="16"/>
               </w:rPr>
-              <w:t xml:space="preserve"># Stage 2: Production</w:t>
-            </w:r>
-          </w:p>
-          <w:p>
-            <w:pPr>
-              <w:spacing w:after="20"/>
-            </w:pPr>
-            <w:r>
-              <w:rPr>
-                <w:rFonts w:ascii="Courier New" w:cs="Courier New" w:eastAsia="Courier New" w:hAnsi="Courier New"/>
-                <w:sz w:val="16"/>
-                <w:szCs w:val="16"/>
-              </w:rPr>
-              <w:t xml:space="preserve">FROM node:20-alpine</w:t>
+              <w:t xml:space="preserve"># Stage 2: Production Runtime</w:t>
+            </w:r>
+          </w:p>
+          <w:p>
+            <w:pPr>
+              <w:spacing w:after="20"/>
+            </w:pPr>
+            <w:r>
+              <w:rPr>
+                <w:rFonts w:ascii="Courier New" w:cs="Courier New" w:eastAsia="Courier New" w:hAnsi="Courier New"/>
+                <w:sz w:val="16"/>
+                <w:szCs w:val="16"/>
+              </w:rPr>
+              <w:t xml:space="preserve">FROM python:3.12-slim</w:t>
             </w:r>
           </w:p>
           <w:p>
@@ -5100,59 +5074,46 @@
                 <w:sz w:val="16"/>
                 <w:szCs w:val="16"/>
               </w:rPr>
-              <w:t xml:space="preserve">RUN apk add --no-cache curl</w:t>
-            </w:r>
-          </w:p>
-          <w:p>
-            <w:pPr>
-              <w:spacing w:after="20"/>
-            </w:pPr>
-            <w:r>
-              <w:rPr>
-                <w:rFonts w:ascii="Courier New" w:cs="Courier New" w:eastAsia="Courier New" w:hAnsi="Courier New"/>
-                <w:sz w:val="16"/>
-                <w:szCs w:val="16"/>
-              </w:rPr>
-              <w:t xml:space="preserve">COPY --from=builder /app/dist ./dist</w:t>
-            </w:r>
-          </w:p>
-          <w:p>
-            <w:pPr>
-              <w:spacing w:after="20"/>
-            </w:pPr>
-            <w:r>
-              <w:rPr>
-                <w:rFonts w:ascii="Courier New" w:cs="Courier New" w:eastAsia="Courier New" w:hAnsi="Courier New"/>
-                <w:sz w:val="16"/>
-                <w:szCs w:val="16"/>
-              </w:rPr>
-              <w:t xml:space="preserve">COPY --from=builder /app/node_modules ./node_modules</w:t>
-            </w:r>
-          </w:p>
-          <w:p>
-            <w:pPr>
-              <w:spacing w:after="20"/>
-            </w:pPr>
-            <w:r>
-              <w:rPr>
-                <w:rFonts w:ascii="Courier New" w:cs="Courier New" w:eastAsia="Courier New" w:hAnsi="Courier New"/>
-                <w:sz w:val="16"/>
-                <w:szCs w:val="16"/>
-              </w:rPr>
-              <w:t xml:space="preserve">COPY --from=builder /app/package.json ./</w:t>
-            </w:r>
-          </w:p>
-          <w:p>
-            <w:pPr>
-              <w:spacing w:after="20"/>
-            </w:pPr>
-            <w:r>
-              <w:rPr>
-                <w:rFonts w:ascii="Courier New" w:cs="Courier New" w:eastAsia="Courier New" w:hAnsi="Courier New"/>
-                <w:sz w:val="16"/>
-                <w:szCs w:val="16"/>
-              </w:rPr>
-              <w:t xml:space="preserve">COPY --from=builder /app/prisma ./prisma</w:t>
+              <w:t xml:space="preserve">RUN apt-get update &amp;&amp; apt-get install -y curl &amp;&amp; rm -rf /var/lib/apt/lists/*</w:t>
+            </w:r>
+          </w:p>
+          <w:p>
+            <w:pPr>
+              <w:spacing w:after="20"/>
+            </w:pPr>
+            <w:r>
+              <w:rPr>
+                <w:rFonts w:ascii="Courier New" w:cs="Courier New" w:eastAsia="Courier New" w:hAnsi="Courier New"/>
+                <w:sz w:val="16"/>
+                <w:szCs w:val="16"/>
+              </w:rPr>
+              <w:t xml:space="preserve">COPY --from=builder /root/.local /root/.local</w:t>
+            </w:r>
+          </w:p>
+          <w:p>
+            <w:pPr>
+              <w:spacing w:after="20"/>
+            </w:pPr>
+            <w:r>
+              <w:rPr>
+                <w:rFonts w:ascii="Courier New" w:cs="Courier New" w:eastAsia="Courier New" w:hAnsi="Courier New"/>
+                <w:sz w:val="16"/>
+                <w:szCs w:val="16"/>
+              </w:rPr>
+              <w:t xml:space="preserve">COPY --from=builder /app . </w:t>
+            </w:r>
+          </w:p>
+          <w:p>
+            <w:pPr>
+              <w:spacing w:after="20"/>
+            </w:pPr>
+            <w:r>
+              <w:rPr>
+                <w:rFonts w:ascii="Courier New" w:cs="Courier New" w:eastAsia="Courier New" w:hAnsi="Courier New"/>
+                <w:sz w:val="16"/>
+                <w:szCs w:val="16"/>
+              </w:rPr>
+              <w:t xml:space="preserve">ENV PATH=/root/.local/bin:$PATH</w:t>
             </w:r>
           </w:p>
           <w:p>
@@ -5178,30 +5139,25 @@
                 <w:sz w:val="16"/>
                 <w:szCs w:val="16"/>
               </w:rPr>
-              <w:t xml:space="preserve">EXPOSE 3001</w:t>
-            </w:r>
-          </w:p>
-          <w:p>
-            <w:pPr>
-              <w:spacing w:after="20"/>
-            </w:pPr>
-            <w:r>
-              <w:rPr>
-                <w:rFonts w:ascii="Courier New" w:cs="Courier New" w:eastAsia="Courier New" w:hAnsi="Courier New"/>
-                <w:sz w:val="16"/>
-                <w:szCs w:val="16"/>
-              </w:rPr>
-              <w:t xml:space="preserve">CMD ["node", "dist/server.js"]</w:t>
+              <w:t xml:space="preserve">EXPOSE 8000</w:t>
+            </w:r>
+          </w:p>
+          <w:p>
+            <w:pPr>
+              <w:spacing w:after="20"/>
+            </w:pPr>
+            <w:r>
+              <w:rPr>
+                <w:rFonts w:ascii="Courier New" w:cs="Courier New" w:eastAsia="Courier New" w:hAnsi="Courier New"/>
+                <w:sz w:val="16"/>
+                <w:szCs w:val="16"/>
+              </w:rPr>
+              <w:t xml:space="preserve">CMD ["uvicorn", "app.main:app", "--host", "0.0.0.0", "--port", "8000"]</w:t>
             </w:r>
           </w:p>
         </w:tc>
       </w:tr>
     </w:tbl>
-    <w:p>
-      <w:pPr>
-        <w:spacing w:after="100"/>
-      </w:pPr>
-    </w:p>
     <w:p>
       <w:r>
         <w:br w:type="page"/>
@@ -6229,7 +6185,7 @@
                 <w:sz w:val="16"/>
                 <w:szCs w:val="16"/>
               </w:rPr>
-              <w:t xml:space="preserve">    # WebSocket (Socket.IO)</w:t>
+              <w:t xml:space="preserve">    # WebSocket (FastAPI WebSockets)</w:t>
             </w:r>
           </w:p>
           <w:p>
@@ -6792,7 +6748,7 @@
                 <w:sz w:val="20"/>
                 <w:szCs w:val="20"/>
               </w:rPr>
-              <w:t xml:space="preserve">ESLint + TypeScript tsc --noEmit no frontend e backend</w:t>
+              <w:t xml:space="preserve">flake8 + mypy (Python static analysis)</w:t>
             </w:r>
           </w:p>
         </w:tc>
@@ -7430,7 +7386,7 @@
                 <w:sz w:val="16"/>
                 <w:szCs w:val="16"/>
               </w:rPr>
-              <w:t xml:space="preserve">      - run: cd backend &amp;&amp; npm ci &amp;&amp; npm run lint &amp;&amp; npx tsc --noEmit</w:t>
+              <w:t xml:space="preserve">      - run: cd backend &amp;&amp; pip install -r requirements.txt &amp;&amp; flake8 . &amp;&amp; mypy .</w:t>
             </w:r>
           </w:p>
           <w:p>
@@ -7651,7 +7607,7 @@
                 <w:sz w:val="16"/>
                 <w:szCs w:val="16"/>
               </w:rPr>
-              <w:t xml:space="preserve">      - run: cd backend &amp;&amp; npm ci &amp;&amp; npx prisma migrate deploy &amp;&amp; npm test -- --coverage</w:t>
+              <w:t xml:space="preserve">      - run: cd backend &amp;&amp; pip install &amp;&amp; alembic upgrade head &amp;&amp; pytest --cov</w:t>
             </w:r>
           </w:p>
           <w:p>
@@ -7924,7 +7880,7 @@
                 <w:sz w:val="16"/>
                 <w:szCs w:val="16"/>
               </w:rPr>
-              <w:t xml:space="preserve">            docker compose exec backend npx prisma migrate deploy</w:t>
+              <w:t xml:space="preserve">            docker compose exec backend alembic upgrade head</w:t>
             </w:r>
           </w:p>
           <w:p>
@@ -8750,7 +8706,7 @@
                 <w:sz w:val="16"/>
                 <w:szCs w:val="16"/>
               </w:rPr>
-              <w:t xml:space="preserve">docker compose exec backend npx prisma migrate deploy</w:t>
+              <w:t xml:space="preserve">docker compose exec backend alembic upgrade head</w:t>
             </w:r>
           </w:p>
           <w:p>
@@ -9198,7 +9154,7 @@
                 <w:sz w:val="16"/>
                 <w:szCs w:val="16"/>
               </w:rPr>
-              <w:t xml:space="preserve">docker compose exec backend npx prisma migrate deploy</w:t>
+              <w:t xml:space="preserve">docker compose exec backend alembic upgrade head</w:t>
             </w:r>
           </w:p>
           <w:p>
@@ -11661,7 +11617,7 @@
           <w:sz w:val="20"/>
           <w:szCs w:val="20"/>
         </w:rPr>
-        <w:t xml:space="preserve">Backend: Winston -&gt; arquivo JSON rotativo em /home/deploy/logs/backend/</w:t>
+        <w:t>Backend: Loguru -&gt; arquivo JSON rotativo em /home/deploy/logs/backend/</w:t>
       </w:r>
     </w:p>
     <w:p>
@@ -12709,7 +12665,7 @@
                 <w:sz w:val="16"/>
                 <w:szCs w:val="16"/>
               </w:rPr>
-              <w:t xml:space="preserve">docker compose exec backend npx prisma migrate deploy</w:t>
+              <w:t xml:space="preserve">docker compose exec backend alembic upgrade head</w:t>
             </w:r>
           </w:p>
           <w:p>

--- a/Documentação/Manual_Deploy_HelpDesk_v1.docx
+++ b/Documentação/Manual_Deploy_HelpDesk_v1.docx
@@ -344,6 +344,48 @@
           </w:p>
         </w:tc>
       </w:tr>
+      <w:tr>
+        <w:tc>
+          <w:tcPr>
+            <w:tcW w:type="dxa" w:w="1500"/>
+          </w:tcPr>
+          <w:p>
+            <w:r>
+              <w:t>1.1</w:t>
+            </w:r>
+          </w:p>
+        </w:tc>
+        <w:tc>
+          <w:tcPr>
+            <w:tcW w:type="dxa" w:w="1500"/>
+          </w:tcPr>
+          <w:p>
+            <w:r>
+              <w:t>05/08/2026</w:t>
+            </w:r>
+          </w:p>
+        </w:tc>
+        <w:tc>
+          <w:tcPr>
+            <w:tcW w:type="dxa" w:w="2000"/>
+          </w:tcPr>
+          <w:p>
+            <w:r>
+              <w:t>Health &amp; Safety TI</w:t>
+            </w:r>
+          </w:p>
+        </w:tc>
+        <w:tc>
+          <w:tcPr>
+            <w:tcW w:type="dxa" w:w="2000"/>
+          </w:tcPr>
+          <w:p>
+            <w:r>
+              <w:t>Migrations da v1.1.0 e nota sobre execucao automatica no start.sh</w:t>
+            </w:r>
+          </w:p>
+        </w:tc>
+      </w:tr>
     </w:tbl>
     <w:p>
       <w:r>
@@ -9447,6 +9489,131 @@
     <w:p>
       <w:r>
         <w:br w:type="page"/>
+      </w:r>
+    </w:p>
+    <w:p>
+      <w:pPr>
+        <w:pStyle w:val="Heading2"/>
+        <w:spacing w:after="120" w:before="200"/>
+      </w:pPr>
+      <w:r>
+        <w:rPr>
+          <w:rFonts w:ascii="Arial" w:cs="Arial" w:eastAsia="Arial" w:hAnsi="Arial"/>
+          <w:b/>
+          <w:bCs/>
+          <w:color w:val="2E75B6"/>
+          <w:sz w:val="24"/>
+          <w:szCs w:val="24"/>
+        </w:rPr>
+        <w:t>6.4 Migrations do Banco de Dados</w:t>
+      </w:r>
+    </w:p>
+    <w:p>
+      <w:pPr>
+        <w:pStyle w:val="ListParagraph"/>
+        <w:numPr>
+          <w:ilvl w:val="0"/>
+          <w:numId w:val="2"/>
+        </w:numPr>
+        <w:spacing w:after="60"/>
+      </w:pPr>
+      <w:r>
+        <w:rPr>
+          <w:rFonts w:ascii="Arial" w:cs="Arial" w:eastAsia="Arial" w:hAnsi="Arial"/>
+          <w:sz w:val="20"/>
+          <w:szCs w:val="20"/>
+        </w:rPr>
+        <w:t>As migrations rodam sozinhas a cada deploy: o start.sh executa 'alembic upgrade head' antes de subir a API, e o Dockerfile usa esse script como CMD. Nao e necessario rodar nada a mao no console do EasyPanel.</w:t>
+      </w:r>
+    </w:p>
+    <w:p>
+      <w:pPr>
+        <w:pStyle w:val="ListParagraph"/>
+        <w:numPr>
+          <w:ilvl w:val="0"/>
+          <w:numId w:val="2"/>
+        </w:numPr>
+        <w:spacing w:after="60"/>
+      </w:pPr>
+      <w:r>
+        <w:rPr>
+          <w:rFonts w:ascii="Arial" w:cs="Arial" w:eastAsia="Arial" w:hAnsi="Arial"/>
+          <w:sz w:val="20"/>
+          <w:szCs w:val="20"/>
+        </w:rPr>
+        <w:t>Atencao: se o painel do servico tiver um Start Command personalizado, ele substitui o CMD do Dockerfile e as migrations NAO rodam. O campo deve ficar vazio.</w:t>
+      </w:r>
+    </w:p>
+    <w:p>
+      <w:pPr>
+        <w:pStyle w:val="ListParagraph"/>
+        <w:numPr>
+          <w:ilvl w:val="0"/>
+          <w:numId w:val="2"/>
+        </w:numPr>
+        <w:spacing w:after="60"/>
+      </w:pPr>
+      <w:r>
+        <w:rPr>
+          <w:rFonts w:ascii="Arial" w:cs="Arial" w:eastAsia="Arial" w:hAnsi="Arial"/>
+          <w:sz w:val="20"/>
+          <w:szCs w:val="20"/>
+        </w:rPr>
+        <w:t>O start.sh usa 'set -e': se a migration falhar, o container para antes de subir a API e o erro aparece no log, em vez de virar erro 500 para o usuario.</w:t>
+      </w:r>
+    </w:p>
+    <w:p>
+      <w:pPr>
+        <w:pStyle w:val="ListParagraph"/>
+        <w:numPr>
+          <w:ilvl w:val="0"/>
+          <w:numId w:val="2"/>
+        </w:numPr>
+        <w:spacing w:after="60"/>
+      </w:pPr>
+      <w:r>
+        <w:rPr>
+          <w:rFonts w:ascii="Arial" w:cs="Arial" w:eastAsia="Arial" w:hAnsi="Arial"/>
+          <w:sz w:val="20"/>
+          <w:szCs w:val="20"/>
+        </w:rPr>
+        <w:t>Depois das migrations o script executa 'python -m app.seeds', que e idempotente: verifica se o registro existe antes de inserir, entao nao duplica produto nem redefine a senha do admin.</w:t>
+      </w:r>
+    </w:p>
+    <w:p>
+      <w:pPr>
+        <w:pStyle w:val="ListParagraph"/>
+        <w:numPr>
+          <w:ilvl w:val="0"/>
+          <w:numId w:val="2"/>
+        </w:numPr>
+        <w:spacing w:after="60"/>
+      </w:pPr>
+      <w:r>
+        <w:rPr>
+          <w:rFonts w:ascii="Arial" w:cs="Arial" w:eastAsia="Arial" w:hAnsi="Arial"/>
+          <w:sz w:val="20"/>
+          <w:szCs w:val="20"/>
+        </w:rPr>
+        <w:t>Migrations introduzidas na v1.1.0: o5j6k7l8m9n0 (tabela quick_replies) e p6k7l8m9n0o1 (tabela kb_article_products).</w:t>
+      </w:r>
+    </w:p>
+    <w:p>
+      <w:pPr>
+        <w:pStyle w:val="ListParagraph"/>
+        <w:numPr>
+          <w:ilvl w:val="0"/>
+          <w:numId w:val="2"/>
+        </w:numPr>
+        <w:spacing w:after="60"/>
+      </w:pPr>
+      <w:r>
+        <w:rPr>
+          <w:rFonts w:ascii="Arial" w:cs="Arial" w:eastAsia="Arial" w:hAnsi="Arial"/>
+          <w:sz w:val="20"/>
+          <w:szCs w:val="20"/>
+        </w:rPr>
+        <w:t>Para conferir no log do container, procure por: 'Running Alembic migrations...' seguido das linhas 'Running upgrade' e 'Migrations complete.'</w:t>
       </w:r>
     </w:p>
     <w:p>

--- a/Documentação/Manual_Deploy_HelpDesk_v1.docx
+++ b/Documentação/Manual_Deploy_HelpDesk_v1.docx
@@ -9614,6 +9614,149 @@
           <w:szCs w:val="20"/>
         </w:rPr>
         <w:t>Para conferir no log do container, procure por: 'Running Alembic migrations...' seguido das linhas 'Running upgrade' e 'Migrations complete.'</w:t>
+      </w:r>
+    </w:p>
+    <w:p>
+      <w:pPr>
+        <w:pStyle w:val="Heading2"/>
+        <w:spacing w:after="120" w:before="200"/>
+      </w:pPr>
+      <w:r>
+        <w:rPr>
+          <w:rFonts w:ascii="Arial" w:cs="Arial" w:eastAsia="Arial" w:hAnsi="Arial"/>
+          <w:b/>
+          <w:bCs/>
+          <w:color w:val="2E75B6"/>
+          <w:sz w:val="24"/>
+          <w:szCs w:val="24"/>
+        </w:rPr>
+        <w:t>6.5 Volume de Uploads (obrigatorio)</w:t>
+      </w:r>
+    </w:p>
+    <w:p>
+      <w:pPr>
+        <w:pStyle w:val="ListParagraph"/>
+        <w:numPr>
+          <w:ilvl w:val="0"/>
+          <w:numId w:val="2"/>
+        </w:numPr>
+        <w:spacing w:after="60"/>
+      </w:pPr>
+      <w:r>
+        <w:rPr>
+          <w:rFonts w:ascii="Arial" w:cs="Arial" w:eastAsia="Arial" w:hAnsi="Arial"/>
+          <w:sz w:val="20"/>
+          <w:szCs w:val="20"/>
+        </w:rPr>
+        <w:t>Anexos de chamado e fotos de perfil sao gravados em disco, no caminho definido por UPLOAD_DIR (padrao /app/uploads). Sem um volume montado nesse caminho, o Docker descarta os arquivos a cada redeploy e todos os anexos somem.</w:t>
+      </w:r>
+    </w:p>
+    <w:p>
+      <w:pPr>
+        <w:pStyle w:val="ListParagraph"/>
+        <w:numPr>
+          <w:ilvl w:val="0"/>
+          <w:numId w:val="2"/>
+        </w:numPr>
+        <w:spacing w:after="60"/>
+      </w:pPr>
+      <w:r>
+        <w:rPr>
+          <w:rFonts w:ascii="Arial" w:cs="Arial" w:eastAsia="Arial" w:hAnsi="Arial"/>
+          <w:sz w:val="20"/>
+          <w:szCs w:val="20"/>
+        </w:rPr>
+        <w:t>No EasyPanel: abra o servico helphs-api, va em Armazenamento e clique em 'Adicionar Montagem de Volume'. Informe um nome (por exemplo uploads) e o caminho no container: /app/uploads.</w:t>
+      </w:r>
+    </w:p>
+    <w:p>
+      <w:pPr>
+        <w:pStyle w:val="ListParagraph"/>
+        <w:numPr>
+          <w:ilvl w:val="0"/>
+          <w:numId w:val="2"/>
+        </w:numPr>
+        <w:spacing w:after="60"/>
+      </w:pPr>
+      <w:r>
+        <w:rPr>
+          <w:rFonts w:ascii="Arial" w:cs="Arial" w:eastAsia="Arial" w:hAnsi="Arial"/>
+          <w:sz w:val="20"/>
+          <w:szCs w:val="20"/>
+        </w:rPr>
+        <w:t>O Dockerfile ja cria /app/uploads pertencente ao usuario appuser antes de trocar de usuario. Isso e necessario porque o container nao roda como root: um volume montado sobre diretorio de root ficaria sem permissao de escrita e todo upload falharia.</w:t>
+      </w:r>
+    </w:p>
+    <w:p>
+      <w:pPr>
+        <w:pStyle w:val="ListParagraph"/>
+        <w:numPr>
+          <w:ilvl w:val="0"/>
+          <w:numId w:val="2"/>
+        </w:numPr>
+        <w:spacing w:after="60"/>
+      </w:pPr>
+      <w:r>
+        <w:rPr>
+          <w:rFonts w:ascii="Arial" w:cs="Arial" w:eastAsia="Arial" w:hAnsi="Arial"/>
+          <w:sz w:val="20"/>
+          <w:szCs w:val="20"/>
+        </w:rPr>
+        <w:t>Variaveis relacionadas: UPLOAD_DIR (caminho dos arquivos) e FILE_URL_EXPIRES_SECONDS (validade do link temporario de download, padrao 3600 segundos).</w:t>
+      </w:r>
+    </w:p>
+    <w:p>
+      <w:pPr>
+        <w:pStyle w:val="ListParagraph"/>
+        <w:numPr>
+          <w:ilvl w:val="0"/>
+          <w:numId w:val="2"/>
+        </w:numPr>
+        <w:spacing w:after="60"/>
+      </w:pPr>
+      <w:r>
+        <w:rPr>
+          <w:rFonts w:ascii="Arial" w:cs="Arial" w:eastAsia="Arial" w:hAnsi="Arial"/>
+          <w:sz w:val="20"/>
+          <w:szCs w:val="20"/>
+        </w:rPr>
+        <w:t>As variaveis MINIO_* nao sao mais usadas — o armazenamento em MinIO/S3 foi substituido por disco na v1.2.0. Elas seguem no .env.example apenas para nao quebrar ambientes antigos.</w:t>
+      </w:r>
+    </w:p>
+    <w:p>
+      <w:pPr>
+        <w:pStyle w:val="ListParagraph"/>
+        <w:numPr>
+          <w:ilvl w:val="0"/>
+          <w:numId w:val="2"/>
+        </w:numPr>
+        <w:spacing w:after="60"/>
+      </w:pPr>
+      <w:r>
+        <w:rPr>
+          <w:rFonts w:ascii="Arial" w:cs="Arial" w:eastAsia="Arial" w:hAnsi="Arial"/>
+          <w:sz w:val="20"/>
+          <w:szCs w:val="20"/>
+        </w:rPr>
+        <w:t>Como conferir: no log do container procure por 'Upload directory OK'. Se aparecer 'Upload directory unavailable', o volume nao esta montado ou esta sem permissao de escrita.</w:t>
+      </w:r>
+    </w:p>
+    <w:p>
+      <w:pPr>
+        <w:pStyle w:val="ListParagraph"/>
+        <w:numPr>
+          <w:ilvl w:val="0"/>
+          <w:numId w:val="2"/>
+        </w:numPr>
+        <w:spacing w:after="60"/>
+      </w:pPr>
+      <w:r>
+        <w:rPr>
+          <w:rFonts w:ascii="Arial" w:cs="Arial" w:eastAsia="Arial" w:hAnsi="Arial"/>
+          <w:sz w:val="20"/>
+          <w:szCs w:val="20"/>
+        </w:rPr>
+        <w:t>PENDENCIA: o antivirus ClamAV nao esta no ambiente. Os anexos sao aceitos sem varredura e ficam marcados como nao escaneados. Para ativar, suba um servico clamav/clamav:latest e configure CLAMAV_HOST e CLAMAV_PORT — o codigo ja esta pronto.</w:t>
       </w:r>
     </w:p>
     <w:p>

--- a/Documentação/Manual_Deploy_HelpDesk_v1.docx
+++ b/Documentação/Manual_Deploy_HelpDesk_v1.docx
@@ -382,6 +382,48 @@
           <w:p>
             <w:r>
               <w:t>Migrations da v1.1.0 e nota sobre execucao automatica no start.sh</w:t>
+            </w:r>
+          </w:p>
+        </w:tc>
+      </w:tr>
+      <w:tr>
+        <w:tc>
+          <w:tcPr>
+            <w:tcW w:type="dxa" w:w="1500"/>
+          </w:tcPr>
+          <w:p>
+            <w:r>
+              <w:t>1.2</w:t>
+            </w:r>
+          </w:p>
+        </w:tc>
+        <w:tc>
+          <w:tcPr>
+            <w:tcW w:type="dxa" w:w="1500"/>
+          </w:tcPr>
+          <w:p>
+            <w:r>
+              <w:t>07/08/2026</w:t>
+            </w:r>
+          </w:p>
+        </w:tc>
+        <w:tc>
+          <w:tcPr>
+            <w:tcW w:type="dxa" w:w="2000"/>
+          </w:tcPr>
+          <w:p>
+            <w:r>
+              <w:t>Health &amp; Safety TI</w:t>
+            </w:r>
+          </w:p>
+        </w:tc>
+        <w:tc>
+          <w:tcPr>
+            <w:tcW w:type="dxa" w:w="2000"/>
+          </w:tcPr>
+          <w:p>
+            <w:r>
+              <w:t>Migrations da v1.4.0 e rotina de fechamento automatico de chamados</w:t>
             </w:r>
           </w:p>
         </w:tc>
@@ -9595,7 +9637,7 @@
           <w:sz w:val="20"/>
           <w:szCs w:val="20"/>
         </w:rPr>
-        <w:t>Migrations introduzidas na v1.1.0: o5j6k7l8m9n0 (tabela quick_replies) e p6k7l8m9n0o1 (tabela kb_article_products).</w:t>
+        <w:t>Migrations por versao: v1.1.0 — o5j6k7l8m9n0 (quick_replies) e p6k7l8m9n0o1 (kb_article_products); v1.3.0 — q7l8m9n0o1p2 (confirmacao de e-mail); v1.4.0 — r8m9n0o1p2q3 (colunas de encerramento do chamado e user_id opcional no historico).</w:t>
       </w:r>
     </w:p>
     <w:p>
@@ -9757,6 +9799,113 @@
           <w:szCs w:val="20"/>
         </w:rPr>
         <w:t>PENDENCIA: o antivirus ClamAV nao esta no ambiente. Os anexos sao aceitos sem varredura e ficam marcados como nao escaneados. Para ativar, suba um servico clamav/clamav:latest e configure CLAMAV_HOST e CLAMAV_PORT — o codigo ja esta pronto.</w:t>
+      </w:r>
+    </w:p>
+    <w:p>
+      <w:pPr>
+        <w:pStyle w:val="Heading2"/>
+        <w:spacing w:after="120" w:before="200"/>
+      </w:pPr>
+      <w:r>
+        <w:rPr>
+          <w:rFonts w:ascii="Arial" w:cs="Arial" w:eastAsia="Arial" w:hAnsi="Arial"/>
+          <w:b/>
+          <w:bCs/>
+          <w:color w:val="2E75B6"/>
+          <w:sz w:val="24"/>
+          <w:szCs w:val="24"/>
+        </w:rPr>
+        <w:t>6.6 Fechamento Automatico de Chamados</w:t>
+      </w:r>
+    </w:p>
+    <w:p>
+      <w:pPr>
+        <w:pStyle w:val="ListParagraph"/>
+        <w:numPr>
+          <w:ilvl w:val="0"/>
+          <w:numId w:val="2"/>
+        </w:numPr>
+        <w:spacing w:after="60"/>
+      </w:pPr>
+      <w:r>
+        <w:rPr>
+          <w:rFonts w:ascii="Arial" w:cs="Arial" w:eastAsia="Arial" w:hAnsi="Arial"/>
+          <w:sz w:val="20"/>
+          <w:szCs w:val="20"/>
+        </w:rPr>
+        <w:t>Chamados resolvidos passam sozinhos para Fechado apos 3 dias uteis sem manifestacao do cliente (RN-005). A rotina roda dentro do proprio processo da API, iniciada no lifespan do FastAPI — nao existe worker Celery no ambiente, entao uma tarefa agendada no Celery nunca executaria.</w:t>
+      </w:r>
+    </w:p>
+    <w:p>
+      <w:pPr>
+        <w:pStyle w:val="ListParagraph"/>
+        <w:numPr>
+          <w:ilvl w:val="0"/>
+          <w:numId w:val="2"/>
+        </w:numPr>
+        <w:spacing w:after="60"/>
+      </w:pPr>
+      <w:r>
+        <w:rPr>
+          <w:rFonts w:ascii="Arial" w:cs="Arial" w:eastAsia="Arial" w:hAnsi="Arial"/>
+          <w:sz w:val="20"/>
+          <w:szCs w:val="20"/>
+        </w:rPr>
+        <w:t>Como o uvicorn sobe com --workers 2, os dois processos acordariam juntos: um lock no Redis garante que so um trabalha por rodada. Sem Redis a rodada e pulada e o log registra o aviso, porque fechar o mesmo chamado duas vezes duplicaria historico e notificacao.</w:t>
+      </w:r>
+    </w:p>
+    <w:p>
+      <w:pPr>
+        <w:pStyle w:val="ListParagraph"/>
+        <w:numPr>
+          <w:ilvl w:val="0"/>
+          <w:numId w:val="2"/>
+        </w:numPr>
+        <w:spacing w:after="60"/>
+      </w:pPr>
+      <w:r>
+        <w:rPr>
+          <w:rFonts w:ascii="Arial" w:cs="Arial" w:eastAsia="Arial" w:hAnsi="Arial"/>
+          <w:sz w:val="20"/>
+          <w:szCs w:val="20"/>
+        </w:rPr>
+        <w:t>Variaveis: TICKET_AUTO_CLOSE_BUSINESS_DAYS (padrao 3), TICKET_REOPEN_BUSINESS_DAYS (padrao 5) e TICKET_AUTO_CLOSE_INTERVAL_SECONDS (padrao 3600). Definir o intervalo como 0 desliga a rotina, sem alterar codigo.</w:t>
+      </w:r>
+    </w:p>
+    <w:p>
+      <w:pPr>
+        <w:pStyle w:val="ListParagraph"/>
+        <w:numPr>
+          <w:ilvl w:val="0"/>
+          <w:numId w:val="2"/>
+        </w:numPr>
+        <w:spacing w:after="60"/>
+      </w:pPr>
+      <w:r>
+        <w:rPr>
+          <w:rFonts w:ascii="Arial" w:cs="Arial" w:eastAsia="Arial" w:hAnsi="Arial"/>
+          <w:sz w:val="20"/>
+          <w:szCs w:val="20"/>
+        </w:rPr>
+        <w:t>Como conferir: no log do container procure por 'Fechamento automatico ativo' no boot e por 'Fechamento automatico: N chamado(s) movidos para Fechado' a cada rodada que fechar algo.</w:t>
+      </w:r>
+    </w:p>
+    <w:p>
+      <w:pPr>
+        <w:pStyle w:val="ListParagraph"/>
+        <w:numPr>
+          <w:ilvl w:val="0"/>
+          <w:numId w:val="2"/>
+        </w:numPr>
+        <w:spacing w:after="60"/>
+      </w:pPr>
+      <w:r>
+        <w:rPr>
+          <w:rFonts w:ascii="Arial" w:cs="Arial" w:eastAsia="Arial" w:hAnsi="Arial"/>
+          <w:sz w:val="20"/>
+          <w:szCs w:val="20"/>
+        </w:rPr>
+        <w:t>Atencao na primeira subida: a migration preenche resolved_at dos chamados que ja estao resolvidos, entao os que passaram do prazo serao fechados na primeira rodada — em ate uma hora depois do deploy.</w:t>
       </w:r>
     </w:p>
     <w:p>

--- a/Documentação/Manual_Deploy_HelpDesk_v1.docx
+++ b/Documentação/Manual_Deploy_HelpDesk_v1.docx
@@ -423,7 +423,7 @@
           </w:tcPr>
           <w:p>
             <w:r>
-              <w:t>Migrations da v1.4.0 e rotina de fechamento automatico de chamados</w:t>
+              <w:t>Migrations da v1.4.0, rotina de fechamento automatico de chamados e nota de recomendacao</w:t>
             </w:r>
           </w:p>
         </w:tc>
@@ -9637,7 +9637,7 @@
           <w:sz w:val="20"/>
           <w:szCs w:val="20"/>
         </w:rPr>
-        <w:t>Migrations por versao: v1.1.0 — o5j6k7l8m9n0 (quick_replies) e p6k7l8m9n0o1 (kb_article_products); v1.3.0 — q7l8m9n0o1p2 (confirmacao de e-mail); v1.4.0 — r8m9n0o1p2q3 (colunas de encerramento do chamado e user_id opcional no historico).</w:t>
+        <w:t>Migrations por versao: v1.1.0 — o5j6k7l8m9n0 (quick_replies) e p6k7l8m9n0o1 (kb_article_products); v1.3.0 — q7l8m9n0o1p2 (confirmacao de e-mail); v1.4.0 — r8m9n0o1p2q3 (colunas de encerramento do chamado e user_id opcional no historico) e s9n0o1p2q3r4 (nota de recomendacao na pesquisa de satisfacao).</w:t>
       </w:r>
     </w:p>
     <w:p>

--- a/Documentação/Manual_Deploy_HelpDesk_v1.docx
+++ b/Documentação/Manual_Deploy_HelpDesk_v1.docx
@@ -424,6 +424,48 @@
           <w:p>
             <w:r>
               <w:t>Migrations da v1.4.0, rotina de fechamento automatico de chamados e nota de recomendacao</w:t>
+            </w:r>
+          </w:p>
+        </w:tc>
+      </w:tr>
+      <w:tr>
+        <w:tc>
+          <w:tcPr>
+            <w:tcW w:type="dxa" w:w="1500"/>
+          </w:tcPr>
+          <w:p>
+            <w:r>
+              <w:t>1.3</w:t>
+            </w:r>
+          </w:p>
+        </w:tc>
+        <w:tc>
+          <w:tcPr>
+            <w:tcW w:type="dxa" w:w="1500"/>
+          </w:tcPr>
+          <w:p>
+            <w:r>
+              <w:t>10/08/2026</w:t>
+            </w:r>
+          </w:p>
+        </w:tc>
+        <w:tc>
+          <w:tcPr>
+            <w:tcW w:type="dxa" w:w="2000"/>
+          </w:tcPr>
+          <w:p>
+            <w:r>
+              <w:t>Health &amp; Safety TI</w:t>
+            </w:r>
+          </w:p>
+        </w:tc>
+        <w:tc>
+          <w:tcPr>
+            <w:tcW w:type="dxa" w:w="2000"/>
+          </w:tcPr>
+          <w:p>
+            <w:r>
+              <w:t>Migration da v1.6.0 (varios equipamentos por chamado)</w:t>
             </w:r>
           </w:p>
         </w:tc>
@@ -9637,7 +9679,7 @@
           <w:sz w:val="20"/>
           <w:szCs w:val="20"/>
         </w:rPr>
-        <w:t>Migrations por versao: v1.1.0 — o5j6k7l8m9n0 (quick_replies) e p6k7l8m9n0o1 (kb_article_products); v1.3.0 — q7l8m9n0o1p2 (confirmacao de e-mail); v1.4.0 — r8m9n0o1p2q3 (colunas de encerramento do chamado e user_id opcional no historico) e s9n0o1p2q3r4 (nota de recomendacao na pesquisa de satisfacao).</w:t>
+        <w:t>Migrations por versao: v1.1.0 — o5j6k7l8m9n0 (quick_replies) e p6k7l8m9n0o1 (kb_article_products); v1.3.0 — q7l8m9n0o1p2 (confirmacao de e-mail); v1.4.0 — r8m9n0o1p2q3 (colunas de encerramento do chamado e user_id opcional no historico); v1.5.0 — s9n0o1p2q3r4 (nota de recomendacao); v1.6.0 — t0o1p2q3r4s5 (tabela ticket_equipments, com backfill do vinculo antigo antes de remover tickets.equipment_id).</w:t>
       </w:r>
     </w:p>
     <w:p>
